--- a/practice-guides/field-diary.docx
+++ b/practice-guides/field-diary.docx
@@ -177,7 +177,7 @@
     </w:p>
     <w:p>
       <w:r>
-        <w:t xml:space="preserve">Use the guide independently and adapt it locally. Follow the introduction, begin with a current question or consult the forms as needed. No one has to complete every sheet. The contents are clickable; concept links lead to the underlying work. The reproducible sheets follow the main text.</w:t>
+        <w:t>Use and adapt the diary locally. The contents and concept links are clickable. This Word edition contains the diary’s own worksheets and links to the separately versioned PG Ledger formats. No one has to complete every worksheet.</w:t>
       </w:r>
     </w:p>
     <w:p>
@@ -196,7 +196,7 @@
         <w:spacing w:line="240" w:lineRule="auto"/>
       </w:pPr>
       <w:r>
-        <w:t xml:space="preserve">Start by reading a complete inquiry and the distinction between diary and ledger. The main text is on pages 3–13. Begin with your own contributions on pages 14–16. When the group needs a shared memory, choose among the forms on pages 17–26.</w:t>
+        <w:t>The main text is on pages 3–13. The diary’s own worksheets are on pages 14–16. Page 17 links to the five current operational PG Ledger formats.</w:t>
       </w:r>
     </w:p>
     <w:p>
@@ -405,133 +405,7 @@
             <w:color w:val="286A68"/>
             <w:u w:val="single"/>
           </w:rPr>
-          <w:t xml:space="preserve">17   When the group needs a shared memory and Format 1</w:t>
-        </w:r>
-      </w:hyperlink>
-    </w:p>
-    <w:p>
-      <w:pPr>
-        <w:spacing w:after="34" w:line="240" w:lineRule="auto"/>
-      </w:pPr>
-      <w:hyperlink w:anchor="guide17">
-        <w:r>
-          <w:rPr>
-            <w:color w:val="286A68"/>
-            <w:u w:val="single"/>
-          </w:rPr>
-          <w:t xml:space="preserve">18   Format 1 Worksheet</w:t>
-        </w:r>
-      </w:hyperlink>
-    </w:p>
-    <w:p>
-      <w:pPr>
-        <w:spacing w:after="34" w:line="240" w:lineRule="auto"/>
-      </w:pPr>
-      <w:hyperlink w:anchor="guide18">
-        <w:r>
-          <w:rPr>
-            <w:color w:val="286A68"/>
-            <w:u w:val="single"/>
-          </w:rPr>
-          <w:t xml:space="preserve">19   Format 2 Observation</w:t>
-        </w:r>
-      </w:hyperlink>
-    </w:p>
-    <w:p>
-      <w:pPr>
-        <w:spacing w:after="34" w:line="240" w:lineRule="auto"/>
-      </w:pPr>
-      <w:hyperlink w:anchor="guide19">
-        <w:r>
-          <w:rPr>
-            <w:color w:val="286A68"/>
-            <w:u w:val="single"/>
-          </w:rPr>
-          <w:t xml:space="preserve">20   Format 2 Worksheet</w:t>
-        </w:r>
-      </w:hyperlink>
-    </w:p>
-    <w:p>
-      <w:pPr>
-        <w:spacing w:after="34" w:line="240" w:lineRule="auto"/>
-      </w:pPr>
-      <w:hyperlink w:anchor="guide20">
-        <w:r>
-          <w:rPr>
-            <w:color w:val="286A68"/>
-            <w:u w:val="single"/>
-          </w:rPr>
-          <w:t xml:space="preserve">21   Format 3 Bounded action</w:t>
-        </w:r>
-      </w:hyperlink>
-    </w:p>
-    <w:p>
-      <w:pPr>
-        <w:spacing w:after="34" w:line="240" w:lineRule="auto"/>
-      </w:pPr>
-      <w:hyperlink w:anchor="guide21">
-        <w:r>
-          <w:rPr>
-            <w:color w:val="286A68"/>
-            <w:u w:val="single"/>
-          </w:rPr>
-          <w:t xml:space="preserve">22   Format 3 Worksheet</w:t>
-        </w:r>
-      </w:hyperlink>
-    </w:p>
-    <w:p>
-      <w:pPr>
-        <w:spacing w:after="34" w:line="240" w:lineRule="auto"/>
-      </w:pPr>
-      <w:hyperlink w:anchor="guide22">
-        <w:r>
-          <w:rPr>
-            <w:color w:val="286A68"/>
-            <w:u w:val="single"/>
-          </w:rPr>
-          <w:t xml:space="preserve">23   Format 4 Decision memory</w:t>
-        </w:r>
-      </w:hyperlink>
-    </w:p>
-    <w:p>
-      <w:pPr>
-        <w:spacing w:after="34" w:line="240" w:lineRule="auto"/>
-      </w:pPr>
-      <w:hyperlink w:anchor="guide23">
-        <w:r>
-          <w:rPr>
-            <w:color w:val="286A68"/>
-            <w:u w:val="single"/>
-          </w:rPr>
-          <w:t xml:space="preserve">24   Format 4 Worksheet</w:t>
-        </w:r>
-      </w:hyperlink>
-    </w:p>
-    <w:p>
-      <w:pPr>
-        <w:spacing w:after="34" w:line="240" w:lineRule="auto"/>
-      </w:pPr>
-      <w:hyperlink w:anchor="guide24">
-        <w:r>
-          <w:rPr>
-            <w:color w:val="286A68"/>
-            <w:u w:val="single"/>
-          </w:rPr>
-          <w:t xml:space="preserve">25   Format 5 Financial records</w:t>
-        </w:r>
-      </w:hyperlink>
-    </w:p>
-    <w:p>
-      <w:pPr>
-        <w:spacing w:after="34" w:line="240" w:lineRule="auto"/>
-      </w:pPr>
-      <w:hyperlink w:anchor="guide25">
-        <w:r>
-          <w:rPr>
-            <w:color w:val="286A68"/>
-            <w:u w:val="single"/>
-          </w:rPr>
-          <w:t xml:space="preserve">26   Format 5 Worksheet</w:t>
+          <w:t xml:space="preserve">17   PG Ledger · operational formats</w:t>
         </w:r>
       </w:hyperlink>
     </w:p>
@@ -545,7 +419,7 @@
             <w:color w:val="286A68"/>
             <w:u w:val="single"/>
           </w:rPr>
-          <w:t xml:space="preserve">27   Further reading and terms of use</w:t>
+          <w:t xml:space="preserve">18   Further reading and terms of use</w:t>
         </w:r>
       </w:hyperlink>
     </w:p>
@@ -5371,1932 +5245,126 @@
         <w:pStyle w:val="Heading1"/>
         <w:pageBreakBefore/>
       </w:pPr>
+      <w:r>
+        <w:t>PG Ledger · current operational formats</w:t>
+      </w:r>
       <w:bookmarkStart w:id="16" w:name="guide16"/>
-      <w:r>
-        <w:t xml:space="preserve">When the group needs a shared memory</w:t>
-      </w:r>
       <w:bookmarkEnd w:id="16"/>
     </w:p>
     <w:p>
-      <w:pPr>
-        <w:pStyle w:val="Heading2"/>
-      </w:pPr>
       <w:r>
-        <w:t xml:space="preserve">Format 1 Shared review</w:t>
+        <w:t>This Word edition contains the diary’s own worksheets. The five operational PG Ledger formats are available separately through the links below and are not included here as editable sheets.</w:t>
       </w:r>
     </w:p>
     <w:p>
       <w:r>
-        <w:t xml:space="preserve">Choose among the five forms according to the task. Everyone can contribute, ask questions and make corrections. Agree who keeps the sheet and who has authority to confirm an assessment, decision or financial record. No one has to complete all five.</w:t>
+        <w:t>For records and Returns, use the agreed, versioned edition of the relevant operational format. Keep its fields, categories and meanings intact; proposals for changes are considered separately. PG Ledger supports documentation and financial follow-up and does not replace the formal accounting system.</w:t>
+      </w:r>
+    </w:p>
+    <w:p>
+      <w:pPr>
+        <w:pStyle w:val="Heading3"/>
+      </w:pPr>
+      <w:r>
+        <w:t>Format 1 · Shared review</w:t>
       </w:r>
     </w:p>
     <w:p>
       <w:r>
-        <w:rPr>
-          <w:sz w:val="18"/>
-        </w:rPr>
-        <w:t xml:space="preserve">PG Ledger Format 1 · Steward Review Dashboard · Adaptation in this guide</w:t>
+        <w:t/>
       </w:r>
-      <w:r>
-        <w:br/>
-      </w:r>
-      <w:r>
-        <w:rPr>
-          <w:sz w:val="18"/>
-        </w:rPr>
-        <w:t xml:space="preserve">Source edition v1.4.2 · 18 October 2026 ·</w:t>
-      </w:r>
-      <w:r>
-        <w:br/>
-      </w:r>
-      <w:hyperlink r:id="rId20">
+      <w:hyperlink r:id="rIdWordFormats1">
         <w:r>
           <w:rPr>
-            <w:sz w:val="18"/>
-            <w:color w:val="286A68"/>
-            <w:u w:val="single"/>
+            <w:rStyle w:val="Hyperlink"/>
           </w:rPr>
-          <w:t xml:space="preserve">https://papers.spiralweb.earth/formats/format1-dashboard</w:t>
+          <w:t>https://papers.spiralweb.earth/formats/format1-dashboard</w:t>
         </w:r>
       </w:hyperlink>
     </w:p>
     <w:p>
+      <w:pPr>
+        <w:pStyle w:val="Heading3"/>
+      </w:pPr>
       <w:r>
-        <w:t xml:space="preserve">When the group needs to assess whether the next period can be sustained, this format helps keep the three conditions separate.</w:t>
+        <w:t>Format 2 · Observation</w:t>
       </w:r>
     </w:p>
     <w:p>
       <w:r>
-        <w:t xml:space="preserve">At an agreed return to the inquiry, assess three conditions separately: the living place, people’s capacity to continue and shared governance. The judgement belongs to people with relevant knowledge and authority. It is not a measurement or an overall grade.</w:t>
+        <w:t/>
       </w:r>
+      <w:hyperlink r:id="rIdWordFormats2">
+        <w:r>
+          <w:rPr>
+            <w:rStyle w:val="Hyperlink"/>
+          </w:rPr>
+          <w:t>https://papers.spiralweb.earth/formats/format2-observation</w:t>
+        </w:r>
+      </w:hyperlink>
     </w:p>
     <w:p>
       <w:pPr>
-        <w:pStyle w:val="Heading2"/>
+        <w:pStyle w:val="Heading3"/>
       </w:pPr>
       <w:r>
-        <w:t xml:space="preserve">An illustrative example from the same inquiry</w:t>
-      </w:r>
-    </w:p>
-    <w:p>
-      <w:pPr>
-        <w:pStyle w:val="Heading2"/>
-      </w:pPr>
-      <w:r>
-        <w:t xml:space="preserve">Land / Life</w:t>
+        <w:t>Format 3 · Bounded action</w:t>
       </w:r>
     </w:p>
     <w:p>
       <w:r>
-        <w:t xml:space="preserve">The surface is partly covered. Moisture was assessed during one visit; the reasons for differences remain unclear. Assessment: Unknown.</w:t>
+        <w:t/>
       </w:r>
+      <w:hyperlink r:id="rIdWordFormats3">
+        <w:r>
+          <w:rPr>
+            <w:rStyle w:val="Hyperlink"/>
+          </w:rPr>
+          <w:t>https://papers.spiralweb.earth/formats/format3-action</w:t>
+        </w:r>
+      </w:hyperlink>
     </w:p>
     <w:p>
       <w:pPr>
-        <w:pStyle w:val="Heading2"/>
+        <w:pStyle w:val="Heading3"/>
       </w:pPr>
       <w:r>
-        <w:t xml:space="preserve">People’s capacity to continue</w:t>
+        <w:t>Format 4 · Decision memory</w:t>
       </w:r>
     </w:p>
     <w:p>
       <w:r>
-        <w:t xml:space="preserve">The agreed hours have been used, but transport takes more time than planned. Assessment: Yellow; a new agreement is needed.</w:t>
+        <w:t/>
       </w:r>
+      <w:hyperlink r:id="rIdWordFormats4">
+        <w:r>
+          <w:rPr>
+            <w:rStyle w:val="Hyperlink"/>
+          </w:rPr>
+          <w:t>https://papers.spiralweb.earth/formats/format4-decision</w:t>
+        </w:r>
+      </w:hyperlink>
     </w:p>
     <w:p>
       <w:pPr>
-        <w:pStyle w:val="Heading2"/>
+        <w:pStyle w:val="Heading3"/>
       </w:pPr>
       <w:r>
-        <w:t xml:space="preserve">Shared governance</w:t>
+        <w:t>Format 5 · Financial records</w:t>
       </w:r>
     </w:p>
     <w:p>
       <w:r>
-        <w:t xml:space="preserve">The mandate and task holders are known; permission to share a recording has not been established. It is not shared yet.</w:t>
+        <w:t/>
       </w:r>
-    </w:p>
-    <w:p>
-      <w:pPr>
-        <w:pStyle w:val="Heading2"/>
-      </w:pPr>
-      <w:r>
-        <w:t xml:space="preserve">Use and connections</w:t>
-      </w:r>
-    </w:p>
-    <w:p>
-      <w:r>
-        <w:t xml:space="preserve">The example does not justify an overall colour. Unknown means insufficient basis for an assessment, not yellow. The group agrees the next period within an agreed scope and preserves significant disagreement. Recording may be omitted; omission is not an assessment of a condition.</w:t>
-      </w:r>
-    </w:p>
-    <w:p>
-      <w:r>
-        <w:t xml:space="preserve">The guide’s worksheet follows on the next page. It is an adaptation with the same core function. The full source form and its current version can be opened through the link. Fields can be connected with an oral contribution, drawing or recording.</w:t>
-      </w:r>
-    </w:p>
-    <w:p>
-      <w:pPr>
-        <w:pStyle w:val="Heading1"/>
-        <w:pageBreakBefore/>
-      </w:pPr>
-      <w:bookmarkStart w:id="17" w:name="guide17"/>
-      <w:r>
-        <w:t xml:space="preserve">Format 1 Worksheet</w:t>
-      </w:r>
-      <w:bookmarkEnd w:id="17"/>
-    </w:p>
-    <w:p>
-      <w:r>
-        <w:rPr>
-          <w:sz w:val="18"/>
-        </w:rPr>
-        <w:t xml:space="preserve">PG Ledger Format 1 · Steward Review Dashboard · Adaptation in this guide</w:t>
-      </w:r>
-      <w:r>
-        <w:br/>
-      </w:r>
-      <w:r>
-        <w:rPr>
-          <w:sz w:val="18"/>
-        </w:rPr>
-        <w:t xml:space="preserve">Source edition v1.4.2 · 18 October 2026 ·</w:t>
-      </w:r>
-      <w:r>
-        <w:br/>
-      </w:r>
-      <w:hyperlink r:id="rId20">
+      <w:hyperlink r:id="rIdWordFormats5">
         <w:r>
           <w:rPr>
-            <w:sz w:val="18"/>
-            <w:color w:val="286A68"/>
-            <w:u w:val="single"/>
+            <w:rStyle w:val="Hyperlink"/>
           </w:rPr>
-          <w:t xml:space="preserve">https://papers.spiralweb.earth/formats/format1-dashboard</w:t>
+          <w:t>https://papers.spiralweb.earth/formats/format5-financial-ledger</w:t>
         </w:r>
       </w:hyperlink>
-    </w:p>
-    <w:p>
-      <w:r>
-        <w:t xml:space="preserve">Place or relationship __________________  Date or period __________________</w:t>
-      </w:r>
-      <w:r>
-        <w:br/>
-      </w:r>
-      <w:r>
-        <w:t xml:space="preserve">Source and responsibility __________________  Reference and access __________________</w:t>
-      </w:r>
-    </w:p>
-    <w:p>
-      <w:r>
-        <w:t xml:space="preserve">Purpose of the review __________________  Contributors __________________</w:t>
-      </w:r>
-      <w:r>
-        <w:br/>
-      </w:r>
-      <w:r>
-        <w:t xml:space="preserve">When an assessment is agreed, choose green, yellow, red or unknown. Otherwise leave the field blank.</w:t>
-      </w:r>
-    </w:p>
-    <w:p>
-      <w:pPr>
-        <w:pStyle w:val="Heading2"/>
-      </w:pPr>
-      <w:r>
-        <w:t xml:space="preserve">Land / Life: basis, interpretation and uncertainty</w:t>
-      </w:r>
-    </w:p>
-    <w:p>
-      <w:pPr>
-        <w:spacing w:after="180"/>
-      </w:pPr>
-      <w:r>
-        <w:rPr>
-          <w:color w:val="A8B2B5"/>
-        </w:rPr>
-        <w:t xml:space="preserve">________________________________________________________________________</w:t>
-      </w:r>
-    </w:p>
-    <w:p>
-      <w:pPr>
-        <w:spacing w:after="180"/>
-      </w:pPr>
-      <w:r>
-        <w:rPr>
-          <w:color w:val="A8B2B5"/>
-        </w:rPr>
-        <w:t xml:space="preserve">________________________________________________________________________</w:t>
-      </w:r>
-    </w:p>
-    <w:p>
-      <w:pPr>
-        <w:pStyle w:val="Heading2"/>
-      </w:pPr>
-      <w:r>
-        <w:t xml:space="preserve">People’s capacity to continue: basis, interpretation and uncertainty</w:t>
-      </w:r>
-    </w:p>
-    <w:p>
-      <w:pPr>
-        <w:spacing w:after="180"/>
-      </w:pPr>
-      <w:r>
-        <w:rPr>
-          <w:color w:val="A8B2B5"/>
-        </w:rPr>
-        <w:t xml:space="preserve">________________________________________________________________________</w:t>
-      </w:r>
-    </w:p>
-    <w:p>
-      <w:pPr>
-        <w:spacing w:after="180"/>
-      </w:pPr>
-      <w:r>
-        <w:rPr>
-          <w:color w:val="A8B2B5"/>
-        </w:rPr>
-        <w:t xml:space="preserve">________________________________________________________________________</w:t>
-      </w:r>
-    </w:p>
-    <w:p>
-      <w:pPr>
-        <w:pStyle w:val="Heading2"/>
-      </w:pPr>
-      <w:r>
-        <w:t xml:space="preserve">Shared governance: basis, interpretation and uncertainty</w:t>
-      </w:r>
-    </w:p>
-    <w:p>
-      <w:pPr>
-        <w:spacing w:after="180"/>
-      </w:pPr>
-      <w:r>
-        <w:rPr>
-          <w:color w:val="A8B2B5"/>
-        </w:rPr>
-        <w:t xml:space="preserve">________________________________________________________________________</w:t>
-      </w:r>
-    </w:p>
-    <w:p>
-      <w:pPr>
-        <w:spacing w:after="180"/>
-      </w:pPr>
-      <w:r>
-        <w:rPr>
-          <w:color w:val="A8B2B5"/>
-        </w:rPr>
-        <w:t xml:space="preserve">________________________________________________________________________</w:t>
-      </w:r>
-    </w:p>
-    <w:p>
-      <w:pPr>
-        <w:pStyle w:val="Heading2"/>
-      </w:pPr>
-      <w:r>
-        <w:t xml:space="preserve">Disagreement, next limited step, responsibility and return</w:t>
-      </w:r>
-    </w:p>
-    <w:p>
-      <w:pPr>
-        <w:spacing w:after="180"/>
-      </w:pPr>
-      <w:r>
-        <w:rPr>
-          <w:color w:val="A8B2B5"/>
-        </w:rPr>
-        <w:t xml:space="preserve">________________________________________________________________________</w:t>
-      </w:r>
-    </w:p>
-    <w:p>
-      <w:pPr>
-        <w:spacing w:after="180"/>
-      </w:pPr>
-      <w:r>
-        <w:rPr>
-          <w:color w:val="A8B2B5"/>
-        </w:rPr>
-        <w:t xml:space="preserve">________________________________________________________________________</w:t>
-      </w:r>
-    </w:p>
-    <w:p>
-      <w:r>
-        <w:t xml:space="preserve">No average colour. Green can support a small next step; yellow calls for adjustment; red calls for protection, a pause or repair. Unknown means insufficient basis. Blank means no assessment and must not be filled by guessing.</w:t>
-      </w:r>
-    </w:p>
-    <w:p>
-      <w:pPr>
-        <w:pStyle w:val="Heading1"/>
-        <w:pageBreakBefore/>
-      </w:pPr>
-      <w:bookmarkStart w:id="18" w:name="guide18"/>
-      <w:r>
-        <w:t xml:space="preserve">Format 2 Observation</w:t>
-      </w:r>
-      <w:bookmarkEnd w:id="18"/>
-    </w:p>
-    <w:p>
-      <w:r>
-        <w:rPr>
-          <w:sz w:val="18"/>
-        </w:rPr>
-        <w:t xml:space="preserve">PG Ledger Format 2 · Observation Sheet · Adaptation in this guide</w:t>
-      </w:r>
-      <w:r>
-        <w:br/>
-      </w:r>
-      <w:r>
-        <w:rPr>
-          <w:sz w:val="18"/>
-        </w:rPr>
-        <w:t xml:space="preserve">Source edition v1.3.2 · 18 October 2026 ·</w:t>
-      </w:r>
-      <w:r>
-        <w:br/>
-      </w:r>
-      <w:hyperlink r:id="rId21">
-        <w:r>
-          <w:rPr>
-            <w:sz w:val="18"/>
-            <w:color w:val="286A68"/>
-            <w:u w:val="single"/>
-          </w:rPr>
-          <w:t xml:space="preserve">https://papers.spiralweb.earth/formats/format2-observation</w:t>
-        </w:r>
-      </w:hyperlink>
-    </w:p>
-    <w:p>
-      <w:r>
-        <w:t xml:space="preserve">When an observation needs to be retrieved and compared, this format helps preserve its basis.</w:t>
-      </w:r>
-    </w:p>
-    <w:p>
-      <w:r>
-        <w:t xml:space="preserve">Use when something about a place, visit or event is worth keeping. First describe what was noticed and how the observation was made. The sheet’s eight land-based prompts are possible starting points that can be changed or left out.</w:t>
-      </w:r>
-    </w:p>
-    <w:p>
-      <w:pPr>
-        <w:pStyle w:val="Heading2"/>
-      </w:pPr>
-      <w:r>
-        <w:t xml:space="preserve">An illustrative example from the same inquiry</w:t>
-      </w:r>
-    </w:p>
-    <w:p>
-      <w:pPr>
-        <w:pStyle w:val="Heading2"/>
-      </w:pPr>
-      <w:r>
-        <w:t xml:space="preserve">Observation</w:t>
-      </w:r>
-    </w:p>
-    <w:p>
-      <w:r>
-        <w:t xml:space="preserve">During visit B01, the surface feels dry in two places. Three plants have yellow leaves. B01-photo and B01-audio refer to the person’s retained original contributions. The B01 system is explained in the section on sources.</w:t>
-      </w:r>
-    </w:p>
-    <w:p>
-      <w:pPr>
-        <w:pStyle w:val="Heading2"/>
-      </w:pPr>
-      <w:r>
-        <w:t xml:space="preserve">Provisional explanation</w:t>
-      </w:r>
-    </w:p>
-    <w:p>
-      <w:r>
-        <w:t xml:space="preserve">Lack of water is one possibility. Soil, species, previous watering and other conditions have not been examined sufficiently.</w:t>
-      </w:r>
-    </w:p>
-    <w:p>
-      <w:pPr>
-        <w:pStyle w:val="Heading2"/>
-      </w:pPr>
-      <w:r>
-        <w:t xml:space="preserve">Next clarification</w:t>
-      </w:r>
-    </w:p>
-    <w:p>
-      <w:r>
-        <w:t xml:space="preserve">The group compares the observation with the watering history and agrees a more consistent comparison.</w:t>
-      </w:r>
-    </w:p>
-    <w:p>
-      <w:pPr>
-        <w:pStyle w:val="Heading2"/>
-      </w:pPr>
-      <w:r>
-        <w:t xml:space="preserve">Use and connections</w:t>
-      </w:r>
-    </w:p>
-    <w:p>
-      <w:r>
-        <w:t xml:space="preserve">Not observed does not mean absent. A possible species identification needs checking. Keep the place, time, observation effort and uncertainty.</w:t>
-      </w:r>
-    </w:p>
-    <w:p>
-      <w:r>
-        <w:t xml:space="preserve">The guide’s worksheet follows on the next page. It is an adaptation with the same core function. The full source form and its current version can be opened through the link. Fields can be connected with an oral contribution, drawing or recording.</w:t>
-      </w:r>
-    </w:p>
-    <w:p>
-      <w:pPr>
-        <w:pStyle w:val="Heading1"/>
-        <w:pageBreakBefore/>
-      </w:pPr>
-      <w:bookmarkStart w:id="19" w:name="guide19"/>
-      <w:r>
-        <w:t xml:space="preserve">Format 2 Worksheet</w:t>
-      </w:r>
-      <w:bookmarkEnd w:id="19"/>
-    </w:p>
-    <w:p>
-      <w:r>
-        <w:rPr>
-          <w:sz w:val="18"/>
-        </w:rPr>
-        <w:t xml:space="preserve">PG Ledger Format 2 · Observation Sheet · Adaptation in this guide</w:t>
-      </w:r>
-      <w:r>
-        <w:br/>
-      </w:r>
-      <w:r>
-        <w:rPr>
-          <w:sz w:val="18"/>
-        </w:rPr>
-        <w:t xml:space="preserve">Source edition v1.3.2 · 18 October 2026 ·</w:t>
-      </w:r>
-      <w:r>
-        <w:br/>
-      </w:r>
-      <w:hyperlink r:id="rId21">
-        <w:r>
-          <w:rPr>
-            <w:sz w:val="18"/>
-            <w:color w:val="286A68"/>
-            <w:u w:val="single"/>
-          </w:rPr>
-          <w:t xml:space="preserve">https://papers.spiralweb.earth/formats/format2-observation</w:t>
-        </w:r>
-      </w:hyperlink>
-    </w:p>
-    <w:p>
-      <w:r>
-        <w:t xml:space="preserve">Place or relationship __________________  Date or period __________________</w:t>
-      </w:r>
-      <w:r>
-        <w:br/>
-      </w:r>
-      <w:r>
-        <w:t xml:space="preserve">Source and responsibility __________________  Reference and access __________________</w:t>
-      </w:r>
-    </w:p>
-    <w:p>
-      <w:r>
-        <w:t xml:space="preserve">Time, duration, weather and method __________________</w:t>
-      </w:r>
-      <w:r>
-        <w:br/>
-      </w:r>
-      <w:r>
-        <w:t xml:space="preserve">Adapt the prompts. Unknown means insufficient basis; not relevant means outside the question. Something may be omitted without explanation.</w:t>
-      </w:r>
-    </w:p>
-    <w:p>
-      <w:pPr>
-        <w:spacing w:after="240"/>
-      </w:pPr>
-      <w:r>
-        <w:t xml:space="preserve">Surface and soil cover  __________________________________________________</w:t>
-      </w:r>
-    </w:p>
-    <w:p>
-      <w:pPr>
-        <w:spacing w:after="240"/>
-      </w:pPr>
-      <w:r>
-        <w:t xml:space="preserve">Vegetation structure  __________________________________________________</w:t>
-      </w:r>
-    </w:p>
-    <w:p>
-      <w:pPr>
-        <w:spacing w:after="240"/>
-      </w:pPr>
-      <w:r>
-        <w:t xml:space="preserve">Water movement  __________________________________________________</w:t>
-      </w:r>
-    </w:p>
-    <w:p>
-      <w:pPr>
-        <w:spacing w:after="240"/>
-      </w:pPr>
-      <w:r>
-        <w:t xml:space="preserve">Change and succession  __________________________________________________</w:t>
-      </w:r>
-    </w:p>
-    <w:p>
-      <w:pPr>
-        <w:spacing w:after="240"/>
-      </w:pPr>
-      <w:r>
-        <w:t xml:space="preserve">Species and signs of life  __________________________________________________</w:t>
-      </w:r>
-    </w:p>
-    <w:p>
-      <w:pPr>
-        <w:spacing w:after="240"/>
-      </w:pPr>
-      <w:r>
-        <w:t xml:space="preserve">Soil signals  __________________________________________________</w:t>
-      </w:r>
-    </w:p>
-    <w:p>
-      <w:pPr>
-        <w:spacing w:after="240"/>
-      </w:pPr>
-      <w:r>
-        <w:t xml:space="preserve">Movement of organic material  __________________________________________________</w:t>
-      </w:r>
-    </w:p>
-    <w:p>
-      <w:pPr>
-        <w:spacing w:after="240"/>
-      </w:pPr>
-      <w:r>
-        <w:t xml:space="preserve">My own or freely offered experience of the work’s rhythm  __________________________</w:t>
-      </w:r>
-    </w:p>
-    <w:p>
-      <w:pPr>
-        <w:pStyle w:val="Heading2"/>
-      </w:pPr>
-      <w:r>
-        <w:t xml:space="preserve">Personal experience and local knowledge, with sources</w:t>
-      </w:r>
-    </w:p>
-    <w:p>
-      <w:pPr>
-        <w:spacing w:after="180"/>
-      </w:pPr>
-      <w:r>
-        <w:rPr>
-          <w:color w:val="A8B2B5"/>
-        </w:rPr>
-        <w:t xml:space="preserve">________________________________________________________________________</w:t>
-      </w:r>
-    </w:p>
-    <w:p>
-      <w:pPr>
-        <w:pStyle w:val="Heading2"/>
-      </w:pPr>
-      <w:r>
-        <w:t xml:space="preserve">Interpretation, source or recording, and what is unknown</w:t>
-      </w:r>
-    </w:p>
-    <w:p>
-      <w:pPr>
-        <w:spacing w:after="180"/>
-      </w:pPr>
-      <w:r>
-        <w:rPr>
-          <w:color w:val="A8B2B5"/>
-        </w:rPr>
-        <w:t xml:space="preserve">________________________________________________________________________</w:t>
-      </w:r>
-    </w:p>
-    <w:p>
-      <w:pPr>
-        <w:spacing w:after="180"/>
-      </w:pPr>
-      <w:r>
-        <w:rPr>
-          <w:color w:val="A8B2B5"/>
-        </w:rPr>
-        <w:t xml:space="preserve">________________________________________________________________________</w:t>
-      </w:r>
-    </w:p>
-    <w:p>
-      <w:pPr>
-        <w:pStyle w:val="Heading1"/>
-        <w:pageBreakBefore/>
-      </w:pPr>
-      <w:bookmarkStart w:id="20" w:name="guide20"/>
-      <w:r>
-        <w:t xml:space="preserve">Format 3 Bounded action</w:t>
-      </w:r>
-      <w:bookmarkEnd w:id="20"/>
-    </w:p>
-    <w:p>
-      <w:r>
-        <w:rPr>
-          <w:sz w:val="18"/>
-        </w:rPr>
-        <w:t xml:space="preserve">PG Ledger Format 3 · Bounded Action Sheet · Adaptation in this guide</w:t>
-      </w:r>
-      <w:r>
-        <w:br/>
-      </w:r>
-      <w:r>
-        <w:rPr>
-          <w:sz w:val="18"/>
-        </w:rPr>
-        <w:t xml:space="preserve">Source edition v1.3 · August 2026 ·</w:t>
-      </w:r>
-      <w:r>
-        <w:br/>
-      </w:r>
-      <w:hyperlink r:id="rId22">
-        <w:r>
-          <w:rPr>
-            <w:sz w:val="18"/>
-            <w:color w:val="286A68"/>
-            <w:u w:val="single"/>
-          </w:rPr>
-          <w:t xml:space="preserve">https://papers.spiralweb.earth/formats/format3-action</w:t>
-        </w:r>
-      </w:hyperlink>
-    </w:p>
-    <w:p>
-      <w:r>
-        <w:t xml:space="preserve">When the group is ready to agree an action, this format helps with responsibility, limits and follow-up.</w:t>
-      </w:r>
-    </w:p>
-    <w:p>
-      <w:r>
-        <w:t xml:space="preserve">Use for a small action that those responsible can actually understand, sustain and stop. Agree its purpose, mandate, affected conditions and return. An action may also be to seek expert help or wait for a necessary clarification.</w:t>
-      </w:r>
-    </w:p>
-    <w:p>
-      <w:pPr>
-        <w:pStyle w:val="Heading2"/>
-      </w:pPr>
-      <w:r>
-        <w:t xml:space="preserve">An illustrative example from the same inquiry</w:t>
-      </w:r>
-    </w:p>
-    <w:p>
-      <w:pPr>
-        <w:pStyle w:val="Heading2"/>
-      </w:pPr>
-      <w:r>
-        <w:t xml:space="preserve">Action</w:t>
-      </w:r>
-    </w:p>
-    <w:p>
-      <w:r>
-        <w:t xml:space="preserve">Try suitable soil cover on an agreed small area and keep a comparison area where appropriate for the inquiry.</w:t>
-      </w:r>
-    </w:p>
-    <w:p>
-      <w:pPr>
-        <w:pStyle w:val="Heading2"/>
-      </w:pPr>
-      <w:r>
-        <w:t xml:space="preserve">Responsibility and scope</w:t>
-      </w:r>
-    </w:p>
-    <w:p>
-      <w:r>
-        <w:t xml:space="preserve">The team’s named task holder obtains the necessary permission and clarifies materials, safety and working time.</w:t>
-      </w:r>
-    </w:p>
-    <w:p>
-      <w:pPr>
-        <w:pStyle w:val="Heading2"/>
-      </w:pPr>
-      <w:r>
-        <w:t xml:space="preserve">Stop and return</w:t>
-      </w:r>
-    </w:p>
-    <w:p>
-      <w:r>
-        <w:t xml:space="preserve">Do not spread unknown material. Stop if risk is unresolved or the agreed limits of the work are exceeded. Agree the next visit before starting the trial.</w:t>
-      </w:r>
-    </w:p>
-    <w:p>
-      <w:pPr>
-        <w:pStyle w:val="Heading2"/>
-      </w:pPr>
-      <w:r>
-        <w:t xml:space="preserve">Use and connections</w:t>
-      </w:r>
-    </w:p>
-    <w:p>
-      <w:r>
-        <w:t xml:space="preserve">Use no more than three concurrent actions that people and place can sustain. A smaller action is not automatically harmless.</w:t>
-      </w:r>
-    </w:p>
-    <w:p>
-      <w:r>
-        <w:t xml:space="preserve">The guide’s worksheet follows on the next page. It is an adaptation with the same core function. The full source form and its current version can be opened through the link. Fields can be connected with an oral contribution, drawing or recording.</w:t>
-      </w:r>
-    </w:p>
-    <w:p>
-      <w:pPr>
-        <w:pStyle w:val="Heading1"/>
-        <w:pageBreakBefore/>
-      </w:pPr>
-      <w:bookmarkStart w:id="21" w:name="guide21"/>
-      <w:r>
-        <w:t xml:space="preserve">Format 3 Worksheet</w:t>
-      </w:r>
-      <w:bookmarkEnd w:id="21"/>
-    </w:p>
-    <w:p>
-      <w:r>
-        <w:rPr>
-          <w:sz w:val="18"/>
-        </w:rPr>
-        <w:t xml:space="preserve">PG Ledger Format 3 · Bounded Action Sheet · Adaptation in this guide</w:t>
-      </w:r>
-      <w:r>
-        <w:br/>
-      </w:r>
-      <w:r>
-        <w:rPr>
-          <w:sz w:val="18"/>
-        </w:rPr>
-        <w:t xml:space="preserve">Source edition v1.3 · August 2026 ·</w:t>
-      </w:r>
-      <w:r>
-        <w:br/>
-      </w:r>
-      <w:hyperlink r:id="rId22">
-        <w:r>
-          <w:rPr>
-            <w:sz w:val="18"/>
-            <w:color w:val="286A68"/>
-            <w:u w:val="single"/>
-          </w:rPr>
-          <w:t xml:space="preserve">https://papers.spiralweb.earth/formats/format3-action</w:t>
-        </w:r>
-      </w:hyperlink>
-    </w:p>
-    <w:p>
-      <w:r>
-        <w:t xml:space="preserve">Place or relationship __________________  Date or period __________________</w:t>
-      </w:r>
-      <w:r>
-        <w:br/>
-      </w:r>
-      <w:r>
-        <w:t xml:space="preserve">Source and responsibility __________________  Reference and access __________________</w:t>
-      </w:r>
-    </w:p>
-    <w:p>
-      <w:pPr>
-        <w:pStyle w:val="Heading2"/>
-      </w:pPr>
-      <w:r>
-        <w:t xml:space="preserve">Basis, purpose and necessary permission</w:t>
-      </w:r>
-    </w:p>
-    <w:p>
-      <w:pPr>
-        <w:spacing w:after="180"/>
-      </w:pPr>
-      <w:r>
-        <w:rPr>
-          <w:color w:val="A8B2B5"/>
-        </w:rPr>
-        <w:t xml:space="preserve">________________________________________________________________________</w:t>
-      </w:r>
-    </w:p>
-    <w:p>
-      <w:pPr>
-        <w:spacing w:after="180"/>
-      </w:pPr>
-      <w:r>
-        <w:rPr>
-          <w:color w:val="A8B2B5"/>
-        </w:rPr>
-        <w:t xml:space="preserve">________________________________________________________________________</w:t>
-      </w:r>
-    </w:p>
-    <w:tbl>
-      <w:tblPr>
-        <w:tblW w:type="auto" w:w="0"/>
-        <w:tblLayout w:type="fixed"/>
-        <w:tblLook w:firstColumn="1" w:firstRow="1" w:lastColumn="0" w:lastRow="0" w:noHBand="0" w:noVBand="1" w:val="04A0"/>
-      </w:tblPr>
-      <w:tblGrid>
-        <w:gridCol w:w="4752"/>
-        <w:gridCol w:w="2880"/>
-        <w:gridCol w:w="2160"/>
-      </w:tblGrid>
-      <w:tr>
-        <w:trPr>
-          <w:tblHeader/>
-        </w:trPr>
-        <w:tc>
-          <w:tcPr>
-            <w:tcW w:type="dxa" w:w="3312"/>
-            <w:vAlign w:val="center"/>
-            <w:tcBorders>
-              <w:top w:val="single" w:sz="4" w:color="D9D9D9"/>
-              <w:left w:val="single" w:sz="4" w:color="D9D9D9"/>
-              <w:bottom w:val="single" w:sz="4" w:color="D9D9D9"/>
-              <w:right w:val="single" w:sz="4" w:color="D9D9D9"/>
-            </w:tcBorders>
-            <w:tcMar>
-              <w:top w:w="95" w:type="dxa"/>
-              <w:left w:w="95" w:type="dxa"/>
-              <w:bottom w:w="95" w:type="dxa"/>
-              <w:right w:w="95" w:type="dxa"/>
-            </w:tcMar>
-            <w:shd w:fill="E7EFF3"/>
-          </w:tcPr>
-          <w:p>
-            <w:pPr>
-              <w:spacing w:after="60" w:line="252" w:lineRule="auto"/>
-            </w:pPr>
-            <w:r>
-              <w:rPr>
-                <w:b/>
-                <w:sz w:val="20"/>
-              </w:rPr>
-              <w:t xml:space="preserve">Action — up to three</w:t>
-            </w:r>
-          </w:p>
-        </w:tc>
-        <w:tc>
-          <w:tcPr>
-            <w:tcW w:type="dxa" w:w="3312"/>
-            <w:vAlign w:val="center"/>
-            <w:tcBorders>
-              <w:top w:val="single" w:sz="4" w:color="D9D9D9"/>
-              <w:left w:val="single" w:sz="4" w:color="D9D9D9"/>
-              <w:bottom w:val="single" w:sz="4" w:color="D9D9D9"/>
-              <w:right w:val="single" w:sz="4" w:color="D9D9D9"/>
-            </w:tcBorders>
-            <w:tcMar>
-              <w:top w:w="95" w:type="dxa"/>
-              <w:left w:w="95" w:type="dxa"/>
-              <w:bottom w:w="95" w:type="dxa"/>
-              <w:right w:w="95" w:type="dxa"/>
-            </w:tcMar>
-            <w:shd w:fill="E7EFF3"/>
-          </w:tcPr>
-          <w:p>
-            <w:pPr>
-              <w:spacing w:after="60" w:line="252" w:lineRule="auto"/>
-            </w:pPr>
-            <w:r>
-              <w:rPr>
-                <w:b/>
-                <w:sz w:val="20"/>
-              </w:rPr>
-              <w:t xml:space="preserve">Task holder</w:t>
-            </w:r>
-          </w:p>
-        </w:tc>
-        <w:tc>
-          <w:tcPr>
-            <w:tcW w:type="dxa" w:w="3312"/>
-            <w:vAlign w:val="center"/>
-            <w:tcBorders>
-              <w:top w:val="single" w:sz="4" w:color="D9D9D9"/>
-              <w:left w:val="single" w:sz="4" w:color="D9D9D9"/>
-              <w:bottom w:val="single" w:sz="4" w:color="D9D9D9"/>
-              <w:right w:val="single" w:sz="4" w:color="D9D9D9"/>
-            </w:tcBorders>
-            <w:tcMar>
-              <w:top w:w="95" w:type="dxa"/>
-              <w:left w:w="95" w:type="dxa"/>
-              <w:bottom w:w="95" w:type="dxa"/>
-              <w:right w:w="95" w:type="dxa"/>
-            </w:tcMar>
-            <w:shd w:fill="E7EFF3"/>
-          </w:tcPr>
-          <w:p>
-            <w:pPr>
-              <w:spacing w:after="60" w:line="252" w:lineRule="auto"/>
-            </w:pPr>
-            <w:r>
-              <w:rPr>
-                <w:b/>
-                <w:sz w:val="20"/>
-              </w:rPr>
-              <w:t xml:space="preserve">By when</w:t>
-            </w:r>
-          </w:p>
-        </w:tc>
-      </w:tr>
-      <w:tr>
-        <w:tc>
-          <w:tcPr>
-            <w:tcW w:type="dxa" w:w="4752"/>
-            <w:vAlign w:val="center"/>
-            <w:tcBorders>
-              <w:top w:val="single" w:sz="4" w:color="D9D9D9"/>
-              <w:left w:val="single" w:sz="4" w:color="D9D9D9"/>
-              <w:bottom w:val="single" w:sz="4" w:color="D9D9D9"/>
-              <w:right w:val="single" w:sz="4" w:color="D9D9D9"/>
-            </w:tcBorders>
-            <w:tcMar>
-              <w:top w:w="95" w:type="dxa"/>
-              <w:left w:w="95" w:type="dxa"/>
-              <w:bottom w:w="95" w:type="dxa"/>
-              <w:right w:w="95" w:type="dxa"/>
-            </w:tcMar>
-          </w:tcPr>
-          <w:p>
-            <w:pPr>
-              <w:spacing w:after="60" w:line="252" w:lineRule="auto"/>
-            </w:pPr>
-            <w:r>
-              <w:rPr>
-                <w:b w:val="0"/>
-                <w:sz w:val="20"/>
-              </w:rPr>
-              <w:t xml:space="preserve">1 __________________</w:t>
-            </w:r>
-          </w:p>
-        </w:tc>
-        <w:tc>
-          <w:tcPr>
-            <w:tcW w:type="dxa" w:w="2880"/>
-            <w:vAlign w:val="center"/>
-            <w:tcBorders>
-              <w:top w:val="single" w:sz="4" w:color="D9D9D9"/>
-              <w:left w:val="single" w:sz="4" w:color="D9D9D9"/>
-              <w:bottom w:val="single" w:sz="4" w:color="D9D9D9"/>
-              <w:right w:val="single" w:sz="4" w:color="D9D9D9"/>
-            </w:tcBorders>
-            <w:tcMar>
-              <w:top w:w="95" w:type="dxa"/>
-              <w:left w:w="95" w:type="dxa"/>
-              <w:bottom w:w="95" w:type="dxa"/>
-              <w:right w:w="95" w:type="dxa"/>
-            </w:tcMar>
-          </w:tcPr>
-          <w:p>
-            <w:pPr>
-              <w:spacing w:after="60" w:line="252" w:lineRule="auto"/>
-            </w:pPr>
-            <w:r>
-              <w:rPr>
-                <w:b w:val="0"/>
-                <w:sz w:val="20"/>
-              </w:rPr>
-              <w:t xml:space="preserve">________________</w:t>
-            </w:r>
-          </w:p>
-        </w:tc>
-        <w:tc>
-          <w:tcPr>
-            <w:tcW w:type="dxa" w:w="2160"/>
-            <w:vAlign w:val="center"/>
-            <w:tcBorders>
-              <w:top w:val="single" w:sz="4" w:color="D9D9D9"/>
-              <w:left w:val="single" w:sz="4" w:color="D9D9D9"/>
-              <w:bottom w:val="single" w:sz="4" w:color="D9D9D9"/>
-              <w:right w:val="single" w:sz="4" w:color="D9D9D9"/>
-            </w:tcBorders>
-            <w:tcMar>
-              <w:top w:w="95" w:type="dxa"/>
-              <w:left w:w="95" w:type="dxa"/>
-              <w:bottom w:w="95" w:type="dxa"/>
-              <w:right w:w="95" w:type="dxa"/>
-            </w:tcMar>
-          </w:tcPr>
-          <w:p>
-            <w:pPr>
-              <w:spacing w:after="60" w:line="252" w:lineRule="auto"/>
-            </w:pPr>
-            <w:r>
-              <w:rPr>
-                <w:b w:val="0"/>
-                <w:sz w:val="20"/>
-              </w:rPr>
-              <w:t xml:space="preserve">____________</w:t>
-            </w:r>
-          </w:p>
-        </w:tc>
-      </w:tr>
-      <w:tr>
-        <w:tc>
-          <w:tcPr>
-            <w:tcW w:type="dxa" w:w="4752"/>
-            <w:vAlign w:val="center"/>
-            <w:tcBorders>
-              <w:top w:val="single" w:sz="4" w:color="D9D9D9"/>
-              <w:left w:val="single" w:sz="4" w:color="D9D9D9"/>
-              <w:bottom w:val="single" w:sz="4" w:color="D9D9D9"/>
-              <w:right w:val="single" w:sz="4" w:color="D9D9D9"/>
-            </w:tcBorders>
-            <w:tcMar>
-              <w:top w:w="95" w:type="dxa"/>
-              <w:left w:w="95" w:type="dxa"/>
-              <w:bottom w:w="95" w:type="dxa"/>
-              <w:right w:w="95" w:type="dxa"/>
-            </w:tcMar>
-          </w:tcPr>
-          <w:p>
-            <w:pPr>
-              <w:spacing w:after="60" w:line="252" w:lineRule="auto"/>
-            </w:pPr>
-            <w:r>
-              <w:rPr>
-                <w:b w:val="0"/>
-                <w:sz w:val="20"/>
-              </w:rPr>
-              <w:t xml:space="preserve">2 __________________</w:t>
-            </w:r>
-          </w:p>
-        </w:tc>
-        <w:tc>
-          <w:tcPr>
-            <w:tcW w:type="dxa" w:w="2880"/>
-            <w:vAlign w:val="center"/>
-            <w:tcBorders>
-              <w:top w:val="single" w:sz="4" w:color="D9D9D9"/>
-              <w:left w:val="single" w:sz="4" w:color="D9D9D9"/>
-              <w:bottom w:val="single" w:sz="4" w:color="D9D9D9"/>
-              <w:right w:val="single" w:sz="4" w:color="D9D9D9"/>
-            </w:tcBorders>
-            <w:tcMar>
-              <w:top w:w="95" w:type="dxa"/>
-              <w:left w:w="95" w:type="dxa"/>
-              <w:bottom w:w="95" w:type="dxa"/>
-              <w:right w:w="95" w:type="dxa"/>
-            </w:tcMar>
-          </w:tcPr>
-          <w:p>
-            <w:pPr>
-              <w:spacing w:after="60" w:line="252" w:lineRule="auto"/>
-            </w:pPr>
-            <w:r>
-              <w:rPr>
-                <w:b w:val="0"/>
-                <w:sz w:val="20"/>
-              </w:rPr>
-              <w:t xml:space="preserve">________________</w:t>
-            </w:r>
-          </w:p>
-        </w:tc>
-        <w:tc>
-          <w:tcPr>
-            <w:tcW w:type="dxa" w:w="2160"/>
-            <w:vAlign w:val="center"/>
-            <w:tcBorders>
-              <w:top w:val="single" w:sz="4" w:color="D9D9D9"/>
-              <w:left w:val="single" w:sz="4" w:color="D9D9D9"/>
-              <w:bottom w:val="single" w:sz="4" w:color="D9D9D9"/>
-              <w:right w:val="single" w:sz="4" w:color="D9D9D9"/>
-            </w:tcBorders>
-            <w:tcMar>
-              <w:top w:w="95" w:type="dxa"/>
-              <w:left w:w="95" w:type="dxa"/>
-              <w:bottom w:w="95" w:type="dxa"/>
-              <w:right w:w="95" w:type="dxa"/>
-            </w:tcMar>
-          </w:tcPr>
-          <w:p>
-            <w:pPr>
-              <w:spacing w:after="60" w:line="252" w:lineRule="auto"/>
-            </w:pPr>
-            <w:r>
-              <w:rPr>
-                <w:b w:val="0"/>
-                <w:sz w:val="20"/>
-              </w:rPr>
-              <w:t xml:space="preserve">____________</w:t>
-            </w:r>
-          </w:p>
-        </w:tc>
-      </w:tr>
-      <w:tr>
-        <w:tc>
-          <w:tcPr>
-            <w:tcW w:type="dxa" w:w="4752"/>
-            <w:vAlign w:val="center"/>
-            <w:tcBorders>
-              <w:top w:val="single" w:sz="4" w:color="D9D9D9"/>
-              <w:left w:val="single" w:sz="4" w:color="D9D9D9"/>
-              <w:bottom w:val="single" w:sz="4" w:color="D9D9D9"/>
-              <w:right w:val="single" w:sz="4" w:color="D9D9D9"/>
-            </w:tcBorders>
-            <w:tcMar>
-              <w:top w:w="95" w:type="dxa"/>
-              <w:left w:w="95" w:type="dxa"/>
-              <w:bottom w:w="95" w:type="dxa"/>
-              <w:right w:w="95" w:type="dxa"/>
-            </w:tcMar>
-          </w:tcPr>
-          <w:p>
-            <w:pPr>
-              <w:spacing w:after="60" w:line="252" w:lineRule="auto"/>
-            </w:pPr>
-            <w:r>
-              <w:rPr>
-                <w:b w:val="0"/>
-                <w:sz w:val="20"/>
-              </w:rPr>
-              <w:t xml:space="preserve">3 __________________</w:t>
-            </w:r>
-          </w:p>
-        </w:tc>
-        <w:tc>
-          <w:tcPr>
-            <w:tcW w:type="dxa" w:w="2880"/>
-            <w:vAlign w:val="center"/>
-            <w:tcBorders>
-              <w:top w:val="single" w:sz="4" w:color="D9D9D9"/>
-              <w:left w:val="single" w:sz="4" w:color="D9D9D9"/>
-              <w:bottom w:val="single" w:sz="4" w:color="D9D9D9"/>
-              <w:right w:val="single" w:sz="4" w:color="D9D9D9"/>
-            </w:tcBorders>
-            <w:tcMar>
-              <w:top w:w="95" w:type="dxa"/>
-              <w:left w:w="95" w:type="dxa"/>
-              <w:bottom w:w="95" w:type="dxa"/>
-              <w:right w:w="95" w:type="dxa"/>
-            </w:tcMar>
-          </w:tcPr>
-          <w:p>
-            <w:pPr>
-              <w:spacing w:after="60" w:line="252" w:lineRule="auto"/>
-            </w:pPr>
-            <w:r>
-              <w:rPr>
-                <w:b w:val="0"/>
-                <w:sz w:val="20"/>
-              </w:rPr>
-              <w:t xml:space="preserve">________________</w:t>
-            </w:r>
-          </w:p>
-        </w:tc>
-        <w:tc>
-          <w:tcPr>
-            <w:tcW w:type="dxa" w:w="2160"/>
-            <w:vAlign w:val="center"/>
-            <w:tcBorders>
-              <w:top w:val="single" w:sz="4" w:color="D9D9D9"/>
-              <w:left w:val="single" w:sz="4" w:color="D9D9D9"/>
-              <w:bottom w:val="single" w:sz="4" w:color="D9D9D9"/>
-              <w:right w:val="single" w:sz="4" w:color="D9D9D9"/>
-            </w:tcBorders>
-            <w:tcMar>
-              <w:top w:w="95" w:type="dxa"/>
-              <w:left w:w="95" w:type="dxa"/>
-              <w:bottom w:w="95" w:type="dxa"/>
-              <w:right w:w="95" w:type="dxa"/>
-            </w:tcMar>
-          </w:tcPr>
-          <w:p>
-            <w:pPr>
-              <w:spacing w:after="60" w:line="252" w:lineRule="auto"/>
-            </w:pPr>
-            <w:r>
-              <w:rPr>
-                <w:b w:val="0"/>
-                <w:sz w:val="20"/>
-              </w:rPr>
-              <w:t xml:space="preserve">____________</w:t>
-            </w:r>
-          </w:p>
-        </w:tc>
-      </w:tr>
-    </w:tbl>
-    <w:p/>
-    <w:p>
-      <w:pPr>
-        <w:pStyle w:val="Heading2"/>
-      </w:pPr>
-      <w:r>
-        <w:t xml:space="preserve">Affected conditions, safety, limits and scope for repair</w:t>
-      </w:r>
-    </w:p>
-    <w:p>
-      <w:pPr>
-        <w:spacing w:after="180"/>
-      </w:pPr>
-      <w:r>
-        <w:rPr>
-          <w:color w:val="A8B2B5"/>
-        </w:rPr>
-        <w:t xml:space="preserve">________________________________________________________________________</w:t>
-      </w:r>
-    </w:p>
-    <w:p>
-      <w:pPr>
-        <w:spacing w:after="180"/>
-      </w:pPr>
-      <w:r>
-        <w:rPr>
-          <w:color w:val="A8B2B5"/>
-        </w:rPr>
-        <w:t xml:space="preserve">________________________________________________________________________</w:t>
-      </w:r>
-    </w:p>
-    <w:p>
-      <w:pPr>
-        <w:pStyle w:val="Heading2"/>
-      </w:pPr>
-      <w:r>
-        <w:t xml:space="preserve">Who can stop, and what must not begin yet</w:t>
-      </w:r>
-    </w:p>
-    <w:p>
-      <w:pPr>
-        <w:spacing w:after="180"/>
-      </w:pPr>
-      <w:r>
-        <w:rPr>
-          <w:color w:val="A8B2B5"/>
-        </w:rPr>
-        <w:t xml:space="preserve">________________________________________________________________________</w:t>
-      </w:r>
-    </w:p>
-    <w:p>
-      <w:pPr>
-        <w:spacing w:after="180"/>
-      </w:pPr>
-      <w:r>
-        <w:rPr>
-          <w:color w:val="A8B2B5"/>
-        </w:rPr>
-        <w:t xml:space="preserve">________________________________________________________________________</w:t>
-      </w:r>
-    </w:p>
-    <w:p>
-      <w:pPr>
-        <w:pStyle w:val="Heading2"/>
-      </w:pPr>
-      <w:r>
-        <w:t xml:space="preserve">What we follow, and when we return</w:t>
-      </w:r>
-    </w:p>
-    <w:p>
-      <w:pPr>
-        <w:spacing w:after="180"/>
-      </w:pPr>
-      <w:r>
-        <w:rPr>
-          <w:color w:val="A8B2B5"/>
-        </w:rPr>
-        <w:t xml:space="preserve">________________________________________________________________________</w:t>
-      </w:r>
-    </w:p>
-    <w:p>
-      <w:pPr>
-        <w:spacing w:after="180"/>
-      </w:pPr>
-      <w:r>
-        <w:rPr>
-          <w:color w:val="A8B2B5"/>
-        </w:rPr>
-        <w:t xml:space="preserve">________________________________________________________________________</w:t>
-      </w:r>
-    </w:p>
-    <w:p>
-      <w:pPr>
-        <w:pStyle w:val="Heading1"/>
-        <w:pageBreakBefore/>
-      </w:pPr>
-      <w:bookmarkStart w:id="22" w:name="guide22"/>
-      <w:r>
-        <w:t xml:space="preserve">Format 4 Decision memory</w:t>
-      </w:r>
-      <w:bookmarkEnd w:id="22"/>
-    </w:p>
-    <w:p>
-      <w:r>
-        <w:rPr>
-          <w:sz w:val="18"/>
-        </w:rPr>
-        <w:t xml:space="preserve">PG Ledger Format 4 · Governance / Decision Log · Adaptation in this guide</w:t>
-      </w:r>
-      <w:r>
-        <w:br/>
-      </w:r>
-      <w:r>
-        <w:rPr>
-          <w:sz w:val="18"/>
-        </w:rPr>
-        <w:t xml:space="preserve">Source edition v1.3.2 · 18 October 2026 ·</w:t>
-      </w:r>
-      <w:r>
-        <w:br/>
-      </w:r>
-      <w:hyperlink r:id="rId23">
-        <w:r>
-          <w:rPr>
-            <w:sz w:val="18"/>
-            <w:color w:val="286A68"/>
-            <w:u w:val="single"/>
-          </w:rPr>
-          <w:t xml:space="preserve">https://papers.spiralweb.earth/formats/format4-decision</w:t>
-        </w:r>
-      </w:hyperlink>
-    </w:p>
-    <w:p>
-      <w:r>
-        <w:t xml:space="preserve">When a decision needs to be explained and revisited, this format helps preserve its basis.</w:t>
-      </w:r>
-    </w:p>
-    <w:p>
-      <w:r>
-        <w:t xml:space="preserve">Use when a decision, change of role, exception, pause or ending needs to be retrievable and open to challenge. The sheet preserves the decision’s basis at the time. Later experience is added with a date; it does not rewrite the past.</w:t>
-      </w:r>
-    </w:p>
-    <w:p>
-      <w:pPr>
-        <w:pStyle w:val="Heading2"/>
-      </w:pPr>
-      <w:r>
-        <w:t xml:space="preserve">An illustrative example from the same inquiry</w:t>
-      </w:r>
-    </w:p>
-    <w:p>
-      <w:pPr>
-        <w:pStyle w:val="Heading2"/>
-      </w:pPr>
-      <w:r>
-        <w:t xml:space="preserve">Decision</w:t>
-      </w:r>
-    </w:p>
-    <w:p>
-      <w:r>
-        <w:t xml:space="preserve">The group changes the transport task and reduces the trial’s scope within its agreed mandate.</w:t>
-      </w:r>
-    </w:p>
-    <w:p>
-      <w:pPr>
-        <w:pStyle w:val="Heading2"/>
-      </w:pPr>
-      <w:r>
-        <w:t xml:space="preserve">Reasoning and disagreement</w:t>
-      </w:r>
-    </w:p>
-    <w:p>
-      <w:r>
-        <w:t xml:space="preserve">Transport took more time than expected. One member preferred to postpone the trial altogether. This view is preserved.</w:t>
-      </w:r>
-    </w:p>
-    <w:p>
-      <w:pPr>
-        <w:pStyle w:val="Heading2"/>
-      </w:pPr>
-      <w:r>
-        <w:t xml:space="preserve">Authority and correction</w:t>
-      </w:r>
-    </w:p>
-    <w:p>
-      <w:r>
-        <w:t xml:space="preserve">The relevant decision-maker confirms the change. Budget approval and practical implementation follow their own agreements. The decision is revisited after the next delivery.</w:t>
-      </w:r>
-    </w:p>
-    <w:p>
-      <w:pPr>
-        <w:pStyle w:val="Heading2"/>
-      </w:pPr>
-      <w:r>
-        <w:t xml:space="preserve">Use and connections</w:t>
-      </w:r>
-    </w:p>
-    <w:p>
-      <w:r>
-        <w:t xml:space="preserve">The sheet records authority and reasoning; it does not create a mandate. AI can help draft an account, while people examine and approve the relevant version.</w:t>
-      </w:r>
-    </w:p>
-    <w:p>
-      <w:r>
-        <w:t xml:space="preserve">The guide’s worksheet follows on the next page. It is an adaptation with the same core function. The full source form and its current version can be opened through the link. Fields can be connected with an oral contribution, drawing or recording.</w:t>
-      </w:r>
-    </w:p>
-    <w:p>
-      <w:pPr>
-        <w:pStyle w:val="Heading1"/>
-        <w:pageBreakBefore/>
-      </w:pPr>
-      <w:bookmarkStart w:id="23" w:name="guide23"/>
-      <w:r>
-        <w:t xml:space="preserve">Format 4 Worksheet</w:t>
-      </w:r>
-      <w:bookmarkEnd w:id="23"/>
-    </w:p>
-    <w:p>
-      <w:r>
-        <w:rPr>
-          <w:sz w:val="18"/>
-        </w:rPr>
-        <w:t xml:space="preserve">PG Ledger Format 4 · Governance / Decision Log · Adaptation in this guide</w:t>
-      </w:r>
-      <w:r>
-        <w:br/>
-      </w:r>
-      <w:r>
-        <w:rPr>
-          <w:sz w:val="18"/>
-        </w:rPr>
-        <w:t xml:space="preserve">Source edition v1.3.2 · 18 October 2026 ·</w:t>
-      </w:r>
-      <w:r>
-        <w:br/>
-      </w:r>
-      <w:hyperlink r:id="rId23">
-        <w:r>
-          <w:rPr>
-            <w:sz w:val="18"/>
-            <w:color w:val="286A68"/>
-            <w:u w:val="single"/>
-          </w:rPr>
-          <w:t xml:space="preserve">https://papers.spiralweb.earth/formats/format4-decision</w:t>
-        </w:r>
-      </w:hyperlink>
-    </w:p>
-    <w:p>
-      <w:r>
-        <w:t xml:space="preserve">Place or relationship __________________  Date or period __________________</w:t>
-      </w:r>
-      <w:r>
-        <w:br/>
-      </w:r>
-      <w:r>
-        <w:t xml:space="preserve">Source and responsibility __________________  Reference and access __________________</w:t>
-      </w:r>
-    </w:p>
-    <w:p>
-      <w:pPr>
-        <w:pStyle w:val="Heading2"/>
-      </w:pPr>
-      <w:r>
-        <w:t xml:space="preserve">Decision, purpose and effective date</w:t>
-      </w:r>
-    </w:p>
-    <w:p>
-      <w:pPr>
-        <w:spacing w:after="180"/>
-      </w:pPr>
-      <w:r>
-        <w:rPr>
-          <w:color w:val="A8B2B5"/>
-        </w:rPr>
-        <w:t xml:space="preserve">________________________________________________________________________</w:t>
-      </w:r>
-    </w:p>
-    <w:p>
-      <w:pPr>
-        <w:pStyle w:val="Heading2"/>
-      </w:pPr>
-      <w:r>
-        <w:t xml:space="preserve">Basis, uncertainty and alternatives considered</w:t>
-      </w:r>
-    </w:p>
-    <w:p>
-      <w:pPr>
-        <w:spacing w:after="180"/>
-      </w:pPr>
-      <w:r>
-        <w:rPr>
-          <w:color w:val="A8B2B5"/>
-        </w:rPr>
-        <w:t xml:space="preserve">________________________________________________________________________</w:t>
-      </w:r>
-    </w:p>
-    <w:p>
-      <w:pPr>
-        <w:spacing w:after="180"/>
-      </w:pPr>
-      <w:r>
-        <w:rPr>
-          <w:color w:val="A8B2B5"/>
-        </w:rPr>
-        <w:t xml:space="preserve">________________________________________________________________________</w:t>
-      </w:r>
-    </w:p>
-    <w:p>
-      <w:pPr>
-        <w:pStyle w:val="Heading2"/>
-      </w:pPr>
-      <w:r>
-        <w:t xml:space="preserve">Decision authority, mandate and any conflict of interest</w:t>
-      </w:r>
-    </w:p>
-    <w:p>
-      <w:pPr>
-        <w:spacing w:after="180"/>
-      </w:pPr>
-      <w:r>
-        <w:rPr>
-          <w:color w:val="A8B2B5"/>
-        </w:rPr>
-        <w:t xml:space="preserve">________________________________________________________________________</w:t>
-      </w:r>
-    </w:p>
-    <w:p>
-      <w:pPr>
-        <w:pStyle w:val="Heading2"/>
-      </w:pPr>
-      <w:r>
-        <w:t xml:space="preserve">People affected, heard, absent or dissenting, and consent boundaries</w:t>
-      </w:r>
-    </w:p>
-    <w:p>
-      <w:pPr>
-        <w:spacing w:after="180"/>
-      </w:pPr>
-      <w:r>
-        <w:rPr>
-          <w:color w:val="A8B2B5"/>
-        </w:rPr>
-        <w:t xml:space="preserve">________________________________________________________________________</w:t>
-      </w:r>
-    </w:p>
-    <w:p>
-      <w:pPr>
-        <w:spacing w:after="180"/>
-      </w:pPr>
-      <w:r>
-        <w:rPr>
-          <w:color w:val="A8B2B5"/>
-        </w:rPr>
-        <w:t xml:space="preserve">________________________________________________________________________</w:t>
-      </w:r>
-    </w:p>
-    <w:p>
-      <w:pPr>
-        <w:pStyle w:val="Heading2"/>
-      </w:pPr>
-      <w:r>
-        <w:t xml:space="preserve">AI contribution and human checking, if relevant</w:t>
-      </w:r>
-    </w:p>
-    <w:p>
-      <w:pPr>
-        <w:spacing w:after="180"/>
-      </w:pPr>
-      <w:r>
-        <w:rPr>
-          <w:color w:val="A8B2B5"/>
-        </w:rPr>
-        <w:t xml:space="preserve">________________________________________________________________________</w:t>
-      </w:r>
-    </w:p>
-    <w:p>
-      <w:pPr>
-        <w:pStyle w:val="Heading2"/>
-      </w:pPr>
-      <w:r>
-        <w:t xml:space="preserve">Responsibility, return and conditions for change or stopping</w:t>
-      </w:r>
-    </w:p>
-    <w:p>
-      <w:pPr>
-        <w:spacing w:after="180"/>
-      </w:pPr>
-      <w:r>
-        <w:rPr>
-          <w:color w:val="A8B2B5"/>
-        </w:rPr>
-        <w:t xml:space="preserve">________________________________________________________________________</w:t>
-      </w:r>
-    </w:p>
-    <w:p>
-      <w:pPr>
-        <w:spacing w:after="180"/>
-      </w:pPr>
-      <w:r>
-        <w:rPr>
-          <w:color w:val="A8B2B5"/>
-        </w:rPr>
-        <w:t xml:space="preserve">________________________________________________________________________</w:t>
-      </w:r>
-    </w:p>
-    <w:p>
-      <w:pPr>
-        <w:pStyle w:val="Heading1"/>
-        <w:pageBreakBefore/>
-      </w:pPr>
-      <w:bookmarkStart w:id="24" w:name="guide24"/>
-      <w:r>
-        <w:t xml:space="preserve">Format 5 Financial records</w:t>
-      </w:r>
-      <w:bookmarkEnd w:id="24"/>
-    </w:p>
-    <w:p>
-      <w:r>
-        <w:rPr>
-          <w:sz w:val="18"/>
-        </w:rPr>
-        <w:t xml:space="preserve">PG Ledger Format 5 · Financial Ledger Sheet · Adaptation in this guide</w:t>
-      </w:r>
-      <w:r>
-        <w:br/>
-      </w:r>
-      <w:r>
-        <w:rPr>
-          <w:sz w:val="18"/>
-        </w:rPr>
-        <w:t xml:space="preserve">Source edition v1.3.1 · 17 October 2026 ·</w:t>
-      </w:r>
-      <w:r>
-        <w:br/>
-      </w:r>
-      <w:hyperlink r:id="rId24">
-        <w:r>
-          <w:rPr>
-            <w:sz w:val="18"/>
-            <w:color w:val="286A68"/>
-            <w:u w:val="single"/>
-          </w:rPr>
-          <w:t xml:space="preserve">https://papers.spiralweb.earth/formats/format5-financial-ledger</w:t>
-        </w:r>
-      </w:hyperlink>
-    </w:p>
-    <w:p>
-      <w:r>
-        <w:t xml:space="preserve">When money actually moves, this format helps connect the flow with its purpose and later use.</w:t>
-      </w:r>
-    </w:p>
-    <w:p>
-      <w:r>
-        <w:t xml:space="preserve">Use for an agreed money flow, connecting it with its purpose, supporting documentation and later return. The record complements formal accounting. Material contributions and voluntary time may be referenced separately without inventing monetary values.</w:t>
-      </w:r>
-    </w:p>
-    <w:p>
-      <w:pPr>
-        <w:pStyle w:val="Heading2"/>
-      </w:pPr>
-      <w:r>
-        <w:t xml:space="preserve">An illustrative example from the same inquiry</w:t>
-      </w:r>
-    </w:p>
-    <w:p>
-      <w:pPr>
-        <w:pStyle w:val="Heading2"/>
-      </w:pPr>
-      <w:r>
-        <w:t xml:space="preserve">Money flow</w:t>
-      </w:r>
-    </w:p>
-    <w:p>
-      <w:r>
-        <w:t xml:space="preserve">An agreed transport purchase is recorded when it occurs, with the actual amount, currency, date, payer, recipient and supporting-document reference.</w:t>
-      </w:r>
-    </w:p>
-    <w:p>
-      <w:pPr>
-        <w:pStyle w:val="Heading2"/>
-      </w:pPr>
-      <w:r>
-        <w:t xml:space="preserve">Purpose and classification</w:t>
-      </w:r>
-    </w:p>
-    <w:p>
-      <w:r>
-        <w:t xml:space="preserve">Transport of suitable soil cover for the trial. The person responsible for finance confirms the payment’s legal classification from the agreement and supporting documents. It cannot be inferred from a concept of value.</w:t>
-      </w:r>
-    </w:p>
-    <w:p>
-      <w:pPr>
-        <w:pStyle w:val="Heading2"/>
-      </w:pPr>
-      <w:r>
-        <w:t xml:space="preserve">Later return</w:t>
-      </w:r>
-    </w:p>
-    <w:p>
-      <w:r>
-        <w:t xml:space="preserve">After delivery, record what actually arrived and was used, by whom and with which matters outstanding. The expected effect on the soil remains a hypothesis.</w:t>
-      </w:r>
-    </w:p>
-    <w:p>
-      <w:pPr>
-        <w:pStyle w:val="Heading2"/>
-      </w:pPr>
-      <w:r>
-        <w:t xml:space="preserve">Use and connections</w:t>
-      </w:r>
-    </w:p>
-    <w:p>
-      <w:r>
-        <w:t xml:space="preserve">Keep expense and effect separate. The group may propose A/B/C according to the resource’s purpose; the person responsible for finance checks the classification. The codes do not indicate a colour or a healthy condition. Unresolved classifications remain questions.</w:t>
-      </w:r>
-    </w:p>
-    <w:p>
-      <w:r>
-        <w:t xml:space="preserve">The guide’s worksheet follows on the next page. It is an adaptation with the same core function. The full source form and its current version can be opened through the link. Fields can be connected with an oral contribution, drawing or recording.</w:t>
-      </w:r>
-    </w:p>
-    <w:p>
-      <w:pPr>
-        <w:pStyle w:val="Heading1"/>
-        <w:pageBreakBefore/>
-      </w:pPr>
-      <w:bookmarkStart w:id="25" w:name="guide25"/>
-      <w:r>
-        <w:t xml:space="preserve">Format 5 Worksheet</w:t>
-      </w:r>
-      <w:bookmarkEnd w:id="25"/>
-    </w:p>
-    <w:p>
-      <w:r>
-        <w:rPr>
-          <w:sz w:val="18"/>
-        </w:rPr>
-        <w:t xml:space="preserve">PG Ledger Format 5 · Financial Ledger Sheet · Adaptation in this guide</w:t>
-      </w:r>
-      <w:r>
-        <w:br/>
-      </w:r>
-      <w:r>
-        <w:rPr>
-          <w:sz w:val="18"/>
-        </w:rPr>
-        <w:t xml:space="preserve">Source edition v1.3.1 · 17 October 2026 ·</w:t>
-      </w:r>
-      <w:r>
-        <w:br/>
-      </w:r>
-      <w:hyperlink r:id="rId24">
-        <w:r>
-          <w:rPr>
-            <w:sz w:val="18"/>
-            <w:color w:val="286A68"/>
-            <w:u w:val="single"/>
-          </w:rPr>
-          <w:t xml:space="preserve">https://papers.spiralweb.earth/formats/format5-financial-ledger</w:t>
-        </w:r>
-      </w:hyperlink>
-    </w:p>
-    <w:p>
-      <w:r>
-        <w:t xml:space="preserve">Place or relationship __________________  Date or period __________________</w:t>
-      </w:r>
-      <w:r>
-        <w:br/>
-      </w:r>
-      <w:r>
-        <w:t xml:space="preserve">Source and responsibility __________________  Reference and access __________________</w:t>
-      </w:r>
-    </w:p>
-    <w:p>
-      <w:r>
-        <w:t xml:space="preserve">Base currency __________________  Reviewed by __________________</w:t>
-      </w:r>
-      <w:r>
-        <w:br/>
-      </w:r>
-      <w:r>
-        <w:t xml:space="preserve">A: Land and ecology · B: Steward viability · C: Coordination and governance.</w:t>
-      </w:r>
-    </w:p>
-    <w:p>
-      <w:pPr>
-        <w:pStyle w:val="Heading2"/>
-      </w:pPr>
-      <w:r>
-        <w:t xml:space="preserve">Amount, currency, exchange rate and date</w:t>
-      </w:r>
-    </w:p>
-    <w:p>
-      <w:pPr>
-        <w:spacing w:after="180"/>
-      </w:pPr>
-      <w:r>
-        <w:rPr>
-          <w:color w:val="A8B2B5"/>
-        </w:rPr>
-        <w:t xml:space="preserve">________________________________________________________________________</w:t>
-      </w:r>
-    </w:p>
-    <w:p>
-      <w:pPr>
-        <w:pStyle w:val="Heading2"/>
-      </w:pPr>
-      <w:r>
-        <w:t xml:space="preserve">Source, recipient, payment method and supporting documents</w:t>
-      </w:r>
-    </w:p>
-    <w:p>
-      <w:pPr>
-        <w:spacing w:after="180"/>
-      </w:pPr>
-      <w:r>
-        <w:rPr>
-          <w:color w:val="A8B2B5"/>
-        </w:rPr>
-        <w:t xml:space="preserve">________________________________________________________________________</w:t>
-      </w:r>
-    </w:p>
-    <w:p>
-      <w:pPr>
-        <w:pStyle w:val="Heading2"/>
-      </w:pPr>
-      <w:r>
-        <w:t xml:space="preserve">Legal classification and resource reference</w:t>
-      </w:r>
-    </w:p>
-    <w:p>
-      <w:r>
-        <w:t xml:space="preserve">To be completed by the person responsible for finance, using the agreement and supporting documents. A/B/C indicates purpose; the same person checks the classification. Mark unresolved points as questions.</w:t>
-      </w:r>
-    </w:p>
-    <w:p>
-      <w:pPr>
-        <w:spacing w:after="180"/>
-      </w:pPr>
-      <w:r>
-        <w:rPr>
-          <w:color w:val="A8B2B5"/>
-        </w:rPr>
-        <w:t xml:space="preserve">________________________________________________________________________</w:t>
-      </w:r>
-    </w:p>
-    <w:p>
-      <w:pPr>
-        <w:pStyle w:val="Heading2"/>
-      </w:pPr>
-      <w:r>
-        <w:t xml:space="preserve">Access, consent and checking the record</w:t>
-      </w:r>
-    </w:p>
-    <w:p>
-      <w:pPr>
-        <w:spacing w:after="180"/>
-      </w:pPr>
-      <w:r>
-        <w:rPr>
-          <w:color w:val="A8B2B5"/>
-        </w:rPr>
-        <w:t xml:space="preserve">________________________________________________________________________</w:t>
-      </w:r>
-    </w:p>
-    <w:p>
-      <w:pPr>
-        <w:pStyle w:val="Heading2"/>
-      </w:pPr>
-      <w:r>
-        <w:t xml:space="preserve">Later observed return</w:t>
-      </w:r>
-    </w:p>
-    <w:p>
-      <w:pPr>
-        <w:pStyle w:val="Heading2"/>
-      </w:pPr>
-      <w:r>
-        <w:t xml:space="preserve">Date, source, actual use and documentation</w:t>
-      </w:r>
-    </w:p>
-    <w:p>
-      <w:pPr>
-        <w:spacing w:after="180"/>
-      </w:pPr>
-      <w:r>
-        <w:rPr>
-          <w:color w:val="A8B2B5"/>
-        </w:rPr>
-        <w:t xml:space="preserve">________________________________________________________________________</w:t>
-      </w:r>
-    </w:p>
-    <w:p>
-      <w:pPr>
-        <w:spacing w:after="180"/>
-      </w:pPr>
-      <w:r>
-        <w:rPr>
-          <w:color w:val="A8B2B5"/>
-        </w:rPr>
-        <w:t xml:space="preserve">________________________________________________________________________</w:t>
-      </w:r>
-    </w:p>
-    <w:p>
-      <w:pPr>
-        <w:pStyle w:val="Heading2"/>
-      </w:pPr>
-      <w:r>
-        <w:t xml:space="preserve">Uncertainty, correction and next review</w:t>
-      </w:r>
-    </w:p>
-    <w:p>
-      <w:pPr>
-        <w:spacing w:after="180"/>
-      </w:pPr>
-      <w:r>
-        <w:rPr>
-          <w:color w:val="A8B2B5"/>
-        </w:rPr>
-        <w:t xml:space="preserve">________________________________________________________________________</w:t>
-      </w:r>
-    </w:p>
-    <w:p>
-      <w:pPr>
-        <w:spacing w:after="180"/>
-      </w:pPr>
-      <w:r>
-        <w:rPr>
-          <w:color w:val="A8B2B5"/>
-        </w:rPr>
-        <w:t xml:space="preserve">________________________________________________________________________</w:t>
-      </w:r>
-    </w:p>
-    <w:p>
-      <w:r>
-        <w:t xml:space="preserve">Record one flow at a time. Formal accounts and approvals are kept in the authorised systems. An intention is not a result.</w:t>
-      </w:r>
     </w:p>
     <w:p>
       <w:pPr>
@@ -7640,7 +5708,7 @@
     </w:p>
     <w:p>
       <w:r>
-        <w:t xml:space="preserve">The guide’s text, figures and blank sheets may be copied, translated and adapted under CC BY 4.0. Attribution: Spiralweb Stewardship Association, The Field Diary, English edition v1.0, 2026. Indicate your changes. The five forms are translated from the Danish adaptations of the source editions identified with each format.</w:t>
+        <w:t xml:space="preserve">The guide’s text, figures and blank sheets may be copied, translated and adapted under CC BY 4.0. Attribution: Spiralweb Stewardship Association, The Field Diary, English edition v1.0, 2026. Indicate your changes. </w:t>
       </w:r>
       <w:r>
         <w:br/>

--- a/practice-guides/field-diary.docx
+++ b/practice-guides/field-diary.docx
@@ -60,7 +60,7 @@
     </w:p>
     <w:p>
       <w:r>
-        <w:t xml:space="preserve">English edition v1.0 · 24 October 2026</w:t>
+        <w:t xml:space="preserve">English edition v1.0.1 · 24 October 2026</w:t>
       </w:r>
       <w:r>
         <w:br/>
@@ -77,7 +77,7 @@
     </w:p>
     <w:p>
       <w:r>
-        <w:t xml:space="preserve">The Field Diary is an open practice guide published by Spiralweb Stewardship Association through Spiralweb Papers. It begins with people’s work in a living place: something is noticed, recorded and investigated together. An action becomes possible, and experience changes the next step. The guide connects this movement with relevant knowledge, critical dialogue with AI and resources that can help sustain the field.</w:t>
+        <w:t xml:space="preserve">The Field Diary is an open practice guide published by Spiralweb Stewardship Association through Spiralweb Papers. It begins with people’s work in a living place: something is noticed, recorded and investigated together. An action becomes possible, and experience changes the next step. The guide connects this movement with knowledge that can inform the inquiry, critical dialogue with AI and resources that can help sustain the field.</w:t>
       </w:r>
     </w:p>
     <w:p>
@@ -251,7 +251,7 @@
             <w:color w:val="286A68"/>
             <w:u w:val="single"/>
           </w:rPr>
-          <w:t xml:space="preserve">06   Experience with a clear source</w:t>
+          <w:t xml:space="preserve">06   Experience with clear provenance</w:t>
         </w:r>
       </w:hyperlink>
     </w:p>
@@ -478,7 +478,7 @@
     </w:p>
     <w:p>
       <w:r>
-        <w:t xml:space="preserve">At a meeting they show their selected contributions. The group compares experiences and chooses to investigate soil cover. It explains its choice and keeps other questions for later. AI can help restate the contributions and suggest relevant explanations. People check these and correct leaps from observation to claim.</w:t>
+        <w:t xml:space="preserve">At a meeting they show their selected contributions. The group compares experiences and chooses to investigate soil cover. It explains its choice and keeps other questions for later. AI can help restate the contributions and suggest possible explanations. People check these and correct leaps from observation to claim.</w:t>
       </w:r>
     </w:p>
     <w:p>
@@ -517,7 +517,7 @@
     </w:p>
     <w:p>
       <w:r>
-        <w:t xml:space="preserve">At the next relevant visit, new observations are compared with the starting point. AI has suggested that less water was used, but this was not measured. The group corrects the text and examines what can be said. Perhaps transport required too much work, or other conditions explain the difference. The trial and the division of work are changed.</w:t>
+        <w:t xml:space="preserve">At the next visit, new observations are compared with the starting point. AI has suggested that less water was used, but this was not measured. The group corrects the text and examines what can be said. Perhaps transport required too much work, or other conditions explain the difference. The trial and the division of work are changed.</w:t>
       </w:r>
     </w:p>
     <w:p>
@@ -812,7 +812,7 @@
                 <w:b w:val="0"/>
                 <w:sz w:val="20"/>
               </w:rPr>
-              <w:t xml:space="preserve">Conversation, comparison and checking against relevant knowledge around a chosen question.</w:t>
+              <w:t xml:space="preserve">Conversation, comparison and checking against knowledge that can inform a chosen question.</w:t>
             </w:r>
           </w:p>
         </w:tc>
@@ -1227,7 +1227,7 @@
     </w:p>
     <w:p>
       <w:r>
-        <w:t xml:space="preserve">2. Form a question together. What do we want to understand or change?</w:t>
+        <w:t xml:space="preserve">2. Shape a question together. What do we want to understand or change?</w:t>
       </w:r>
     </w:p>
     <w:p>
@@ -1247,7 +1247,7 @@
     </w:p>
     <w:p>
       <w:r>
-        <w:t xml:space="preserve">6. Return and let experience change the form. What should continue, change or end?</w:t>
+        <w:t xml:space="preserve">6. Return and let experience change how we work. What should continue, change or end?</w:t>
       </w:r>
     </w:p>
     <w:p>
@@ -1282,7 +1282,7 @@
       </w:pPr>
       <w:bookmarkStart w:id="5" w:name="guide5"/>
       <w:r>
-        <w:t xml:space="preserve">Experience with a clear source</w:t>
+        <w:t xml:space="preserve">Experience with clear provenance</w:t>
       </w:r>
       <w:bookmarkEnd w:id="5"/>
     </w:p>
@@ -1423,7 +1423,7 @@
                 <w:b/>
                 <w:sz w:val="20"/>
               </w:rPr>
-              <w:t xml:space="preserve">Mark</w:t>
+              <w:t xml:space="preserve">Assessment</w:t>
             </w:r>
           </w:p>
         </w:tc>
@@ -1719,7 +1719,7 @@
         <w:pStyle w:val="Heading2"/>
       </w:pPr>
       <w:r>
-        <w:t xml:space="preserve">Unknown differs from not relevant and deliberately omitted</w:t>
+        <w:t xml:space="preserve">Unknown is not the same as not relevant or deliberately omitted</w:t>
       </w:r>
     </w:p>
     <w:p>
@@ -1752,7 +1752,7 @@
     </w:p>
     <w:p>
       <w:r>
-        <w:t xml:space="preserve">Underlying work: </w:t>
+        <w:t xml:space="preserve">Background reading: </w:t>
       </w:r>
       <w:hyperlink r:id="rId27">
         <w:r>
@@ -1838,7 +1838,7 @@
     </w:p>
     <w:p>
       <w:r>
-        <w:t xml:space="preserve">Each person has the opportunity to offer one chosen contribution and may also choose not to share. The group examines similarities and differences and selects a question with a clear explanation. The choice considers interest, significance, time and feasibility. Other questions are kept for a later return. The record must allow disagreement about the choice, and whose voices were not heard, to remain visible.</w:t>
+        <w:t xml:space="preserve">Each person has the opportunity to offer one chosen contribution and may also choose not to share. The group examines similarities and differences and selects a question with a clear explanation. The choice considers interest, significance, time and feasibility. Other questions are kept for a later return. The record should show any disagreement about the choice and whose voices were not heard.</w:t>
       </w:r>
     </w:p>
     <w:p>
@@ -1851,7 +1851,7 @@
     </w:p>
     <w:p>
       <w:r>
-        <w:t xml:space="preserve">Agree who to contact, what the group wants to ask, which material may be shared and who will bring the answer back. Advice, laboratory analysis, institutional dialogue or contact with other growers are considered alongside the original experiences. An external response informs the next action only after relevant local review and agreement. This is bottom-linking in practice.</w:t>
+        <w:t xml:space="preserve">Agree who to contact, what the group wants to ask, which material may be shared and who will bring the answer back. Advice, laboratory analysis, institutional dialogue or contact with other growers are considered alongside the original experiences. An external response informs the next action only after appropriate local review and agreement. This is bottom-linking in practice.</w:t>
       </w:r>
     </w:p>
     <w:p>
@@ -1929,7 +1929,7 @@
     </w:p>
     <w:p>
       <w:r>
-        <w:t xml:space="preserve">AI first receives a limited task and the material selected for that purpose. With a photo or recording, check its account before proceeding. Unclear words, images and translations remain marked as unclear. Where language or media support is inadequate, use competent human assistance.</w:t>
+        <w:t xml:space="preserve">AI first receives a clearly defined, bounded task and the material selected for that purpose. With a photo or recording, check its account before proceeding. Unclear words, images and translations remain marked as unclear. If the AI service cannot reliably handle the language or type of material, use competent human assistance.</w:t>
       </w:r>
     </w:p>
     <w:p>
@@ -1947,7 +1947,7 @@
     </w:p>
     <w:p>
       <w:r>
-        <w:t xml:space="preserve">Then ask: which statements come from my material? What has AI added? Which sources can be checked? Have uncertainty and disagreement been preserved? What needs another observation or a specialist’s judgement? AI may also leave out a relevant possibility; its answer does not set the limits of the inquiry.</w:t>
+        <w:t xml:space="preserve">Then ask: which statements come from my material? What has AI added? Which sources can be checked? Have uncertainty and disagreement been preserved? What needs another observation or a specialist’s judgement? AI may also leave out an important possibility; its answer does not set the limits of the inquiry.</w:t>
       </w:r>
     </w:p>
     <w:p>
@@ -1960,7 +1960,7 @@
     </w:p>
     <w:p>
       <w:r>
-        <w:t xml:space="preserve">The relevant person can understand, correct, reject and stop an account or action and is responsible within their mandate. Silence is not approval. Agreement on wording is not permission to publish or take practical action.</w:t>
+        <w:t xml:space="preserve">The person concerned can understand, correct, reject and stop an account or action and is responsible within their mandate. Silence is not approval. Agreement on wording is not permission to publish or take practical action.</w:t>
       </w:r>
     </w:p>
     <w:p>
@@ -2687,7 +2687,7 @@
     </w:p>
     <w:p>
       <w:r>
-        <w:t xml:space="preserve">Agreed tasks are included in the programme’s paid learning and working time. There is no expectation of a daily submission from a personal diary. An activity succeeds when it opens relevant learning and action; the amount of documentation is not a goal in itself.</w:t>
+        <w:t xml:space="preserve">In Learning with Living Places, agreed tasks are included in paid learning and working time. There is no expectation of a daily submission from a personal diary. An activity succeeds when it opens worthwhile learning and action; the amount of documentation is not a goal in itself.</w:t>
       </w:r>
     </w:p>
     <w:p>
@@ -2729,7 +2729,7 @@
     </w:p>
     <w:p>
       <w:r>
-        <w:t xml:space="preserve">On a farm, two plots are prepared for different cultivation trials. The team describes their starting conditions through its own observations and relevant specialist inquiry. It chooses a question, perhaps about soil cover and water, agrees a small trial and also documents materials and working time. A farm school or adviser is involved where this can help the inquiry. At the next relevant visit, the team reviews the process and the next step.</w:t>
+        <w:t xml:space="preserve">On a farm, two plots are prepared for different cultivation trials. The team describes their starting conditions through its own observations and relevant specialist inquiry. It chooses a question, perhaps about soil cover and water, agrees a small trial and also documents materials and working time. A farm school or adviser is involved where this can help the inquiry. At the next visit, the team reviews the process and the next step.</w:t>
       </w:r>
     </w:p>
     <w:tbl>
@@ -3174,7 +3174,7 @@
                 <w:b w:val="0"/>
                 <w:sz w:val="20"/>
               </w:rPr>
-              <w:t xml:space="preserve">Selected material is brought into conversation with relevant others.</w:t>
+              <w:t xml:space="preserve">Selected material is brought into conversation with people who can contribute to the inquiry.</w:t>
             </w:r>
           </w:p>
         </w:tc>
@@ -3889,7 +3889,7 @@
                 <w:b w:val="0"/>
                 <w:sz w:val="20"/>
               </w:rPr>
-              <w:t xml:space="preserve">A relevant specialist</w:t>
+              <w:t xml:space="preserve">A specialist in the subject</w:t>
             </w:r>
           </w:p>
         </w:tc>
@@ -4212,7 +4212,7 @@
     </w:p>
     <w:p>
       <w:r>
-        <w:t xml:space="preserve">Distinguish an idea, a contact, an agreement, a contribution received and an actual effect. Check suitability, safety, transport, working time, ownership and subsequent responsibility. A possible donation is not a resource already received. Keep track of relevant offers declined and hidden work where this is possible within agreed boundaries.</w:t>
+        <w:t xml:space="preserve">Distinguish an idea, a contact, an agreement, a contribution received and an actual effect. Check suitability, safety, transport, working time, ownership and subsequent responsibility. A possible donation is not a resource already received. Record offers that were declined and work that would otherwise stay hidden, where this is possible within agreed boundaries.</w:t>
       </w:r>
     </w:p>
     <w:p>
@@ -4869,7 +4869,7 @@
     </w:p>
     <w:p>
       <w:r>
-        <w:t xml:space="preserve">An optional aid to conversation and return. Refer to relevant operational formats rather than repeating information. Keep unknown, not relevant and omitted distinct when stated; blank fields need no explanation.</w:t>
+        <w:t xml:space="preserve">An optional aid to conversation and return. Refer to the appropriate operational formats rather than repeating information. Keep unknown, not relevant and omitted distinct when stated; blank fields need no explanation.</w:t>
       </w:r>
     </w:p>
     <w:p>
@@ -5258,7 +5258,7 @@
     </w:p>
     <w:p>
       <w:r>
-        <w:t>For records and Returns, use the agreed, versioned edition of the relevant operational format. Keep its fields, categories and meanings intact; proposals for changes are considered separately. PG Ledger supports documentation and financial follow-up and does not replace the formal accounting system.</w:t>
+        <w:t>For records and returns, use the agreed, versioned edition of the relevant operational format. Keep its fields, categories and meanings intact; proposals for changes are considered separately. PG Ledger supports documentation and financial follow-up and does not replace the formal accounting system.</w:t>
       </w:r>
     </w:p>
     <w:p>
@@ -5708,7 +5708,7 @@
     </w:p>
     <w:p>
       <w:r>
-        <w:t xml:space="preserve">The guide’s text, figures and blank sheets may be copied, translated and adapted under CC BY 4.0. Attribution: Spiralweb Stewardship Association, The Field Diary, English edition v1.0, 2026. Indicate your changes. </w:t>
+        <w:t xml:space="preserve">The guide’s text, figures and blank sheets may be copied, translated and adapted under CC BY 4.0. Attribution: Spiralweb Stewardship Association, The Field Diary, English edition v1.0.1, 2026. Indicate your changes. </w:t>
       </w:r>
       <w:r>
         <w:br/>
@@ -5791,7 +5791,7 @@
       <w:rPr>
         <w:sz w:val="16"/>
       </w:rPr>
-      <w:t xml:space="preserve">The Field Diary     |     v1.0 · 24 October 2026     |     </w:t>
+      <w:t xml:space="preserve">The Field Diary     |     v1.0.1 · 24 October 2026     |     </w:t>
     </w:r>
     <w:fldSimple w:instr="PAGE"/>
   </w:p>
